--- a/redaction/chapitre16/paragraphes.docx
+++ b/redaction/chapitre16/paragraphes.docx
@@ -2,13 +2,13 @@
 <file path=word/document.xml><?xml version="1.0" encoding="utf-8"?>
 <w:document xmlns:w="http://schemas.openxmlformats.org/wordprocessingml/2006/main" xmlns:m="http://schemas.openxmlformats.org/officeDocument/2006/math" xmlns:r="http://schemas.openxmlformats.org/officeDocument/2006/relationships" xmlns:o="urn:schemas-microsoft-com:office:office" xmlns:v="urn:schemas-microsoft-com:vml" xmlns:w10="urn:schemas-microsoft-com:office:word" xmlns:a="http://schemas.openxmlformats.org/drawingml/2006/main" xmlns:pic="http://schemas.openxmlformats.org/drawingml/2006/picture" xmlns:wp="http://schemas.openxmlformats.org/drawingml/2006/wordprocessingDrawing">
   <w:body>
-    <w:bookmarkStart w:id="27" w:name="chapitre-16-accès-aux-bases-de-données"/>
+    <w:bookmarkStart w:id="24" w:name="Xa9205573bc450fc021bf7229ca21b84e9e7f4ec"/>
     <w:p>
       <w:pPr>
         <w:pStyle w:val="Heading1"/>
       </w:pPr>
       <w:r>
-        <w:t xml:space="preserve">Chapitre 16 : Accès aux bases de données</w:t>
+        <w:t xml:space="preserve">Chapitre 14 : Gestion des fichiers et des répertoires</w:t>
       </w:r>
     </w:p>
     <w:p>
@@ -16,7 +16,7 @@
         <w:pStyle w:val="FirstParagraph"/>
       </w:pPr>
       <w:r>
-        <w:t xml:space="preserve">L’accès aux bases de données permet de persister, d’interroger et de structurer des volumes importants d’informations de manière sécurisée en Python. Maîtriser ces concepts est indispensable pour connecter vos applications à des systèmes de stockage relationnels.</w:t>
+        <w:t xml:space="preserve">La gestion des fichiers et des répertoires permet d’interagir directement avec le système de stockage pour enregistrer et restituer des informations. Maîtriser ces concepts est indispensable pour persister l’état de vos applications.</w:t>
       </w:r>
       <w:r>
         <w:t xml:space="preserve"> </w:t>
@@ -33,7 +33,7 @@
         </w:numPr>
       </w:pPr>
       <w:r>
-        <w:t xml:space="preserve">Concepts de base des bases de données relationnelles</w:t>
+        <w:t xml:space="preserve">Concepts généraux sur les streams et fichiers</w:t>
       </w:r>
     </w:p>
     <w:p>
@@ -44,70 +44,7 @@
         </w:numPr>
       </w:pPr>
       <w:r>
-        <w:t xml:space="preserve">Connexion et paramétrage via la connexion et le curseur</w:t>
-      </w:r>
-    </w:p>
-    <w:p>
-      <w:pPr>
-        <w:numPr>
-          <w:ilvl w:val="0"/>
-          <w:numId w:val="1001"/>
-        </w:numPr>
-      </w:pPr>
-      <w:r>
-        <w:t xml:space="preserve">Gestion de la structure des données avec le DDL (tables)</w:t>
-      </w:r>
-    </w:p>
-    <w:p>
-      <w:pPr>
-        <w:numPr>
-          <w:ilvl w:val="0"/>
-          <w:numId w:val="1001"/>
-        </w:numPr>
-      </w:pPr>
-      <w:r>
-        <w:t xml:space="preserve">Gestion des transactions et validation avec le</w:t>
-      </w:r>
-      <w:r>
-        <w:t xml:space="preserve"> </w:t>
-      </w:r>
-      <w:r>
-        <w:rPr>
-          <w:rStyle w:val="VerbatimChar"/>
-        </w:rPr>
-        <w:t xml:space="preserve">commit</w:t>
-      </w:r>
-    </w:p>
-    <w:p>
-      <w:pPr>
-        <w:numPr>
-          <w:ilvl w:val="0"/>
-          <w:numId w:val="1001"/>
-        </w:numPr>
-      </w:pPr>
-      <w:r>
-        <w:t xml:space="preserve">Manipulation des données avec le DML (</w:t>
-      </w:r>
-      <w:r>
-        <w:rPr>
-          <w:rStyle w:val="VerbatimChar"/>
-        </w:rPr>
-        <w:t xml:space="preserve">SELECT</w:t>
-      </w:r>
-      <w:r>
-        <w:t xml:space="preserve">,</w:t>
-      </w:r>
-      <w:r>
-        <w:t xml:space="preserve"> </w:t>
-      </w:r>
-      <w:r>
-        <w:rPr>
-          <w:rStyle w:val="VerbatimChar"/>
-        </w:rPr>
-        <w:t xml:space="preserve">WHERE</w:t>
-      </w:r>
-      <w:r>
-        <w:t xml:space="preserve">)</w:t>
+        <w:t xml:space="preserve">Créer un fichier texte en unicode : ouverture, écriture et lecture</w:t>
       </w:r>
     </w:p>
     <w:p>
@@ -117,13 +54,13 @@
         </w:pict>
       </w:r>
     </w:p>
-    <w:bookmarkStart w:id="20" w:name="concepts-de-base"/>
+    <w:bookmarkStart w:id="20" w:name="Xd7ee145612e11c0f66718cd9fbb1c42fbcf29f7"/>
     <w:p>
       <w:pPr>
         <w:pStyle w:val="Heading2"/>
       </w:pPr>
       <w:r>
-        <w:t xml:space="preserve">Concepts de base</w:t>
+        <w:t xml:space="preserve">Concepts généraux sur les streams et fichiers</w:t>
       </w:r>
     </w:p>
     <w:p>
@@ -131,7 +68,7 @@
         <w:pStyle w:val="FirstParagraph"/>
       </w:pPr>
       <w:r>
-        <w:t xml:space="preserve">Les bases de données relationnelles permettent de stocker des données tabulaires structurées composées de lignes et de colonnes. Elles garantissent l’intégrité, la rapidité de recherche et la concurrence d’accès aux informations.</w:t>
+        <w:t xml:space="preserve">Les streams (flux) représentent des canaux de communication séquentiels permettant de transférer des données entre la mémoire vive et des périphériques de stockage ou des fichiers. Ils garantissent un traitement fluide et ordonné des flux d’informations.</w:t>
       </w:r>
     </w:p>
     <w:p>
@@ -142,16 +79,34 @@
         <w:rPr>
           <w:rStyle w:val="CommentTok"/>
         </w:rPr>
-        <w:t xml:space="preserve"># Approche conceptuelle de l'interaction avec une base de données</w:t>
+        <w:t xml:space="preserve"># Illustration conceptuelle du traitement par flux</w:t>
       </w:r>
       <w:r>
         <w:br/>
       </w:r>
       <w:r>
         <w:rPr>
-          <w:rStyle w:val="CommentTok"/>
-        </w:rPr>
-        <w:t xml:space="preserve"># Utilisation généralement du module intégré sqlite3 en Python</w:t>
+          <w:rStyle w:val="NormalTok"/>
+        </w:rPr>
+        <w:t xml:space="preserve">flux_donnees </w:t>
+      </w:r>
+      <w:r>
+        <w:rPr>
+          <w:rStyle w:val="OperatorTok"/>
+        </w:rPr>
+        <w:t xml:space="preserve">=</w:t>
+      </w:r>
+      <w:r>
+        <w:rPr>
+          <w:rStyle w:val="NormalTok"/>
+        </w:rPr>
+        <w:t xml:space="preserve"> </w:t>
+      </w:r>
+      <w:r>
+        <w:rPr>
+          <w:rStyle w:val="StringTok"/>
+        </w:rPr>
+        <w:t xml:space="preserve">"Lecture ou écriture séquentielle"</w:t>
       </w:r>
     </w:p>
     <w:p>
@@ -159,7 +114,7 @@
         <w:pStyle w:val="BlockText"/>
       </w:pPr>
       <w:r>
-        <w:t xml:space="preserve">💡 Privilégiez l’utilisation des bases de données relationnelles dès que vos besoins de persistance impliquent des relations complexes entre plusieurs entités.</w:t>
+        <w:t xml:space="preserve">💡 Considérez toujours un fichier ouvert comme un flux unidirectionnel ou bidirectionnel nécessitant une clôture rigoureuse après utilisation.</w:t>
       </w:r>
     </w:p>
     <w:p>
@@ -170,13 +125,13 @@
       </w:r>
     </w:p>
     <w:bookmarkEnd w:id="20"/>
-    <w:bookmarkStart w:id="21" w:name="Xd8d46a850b464663b35f0674ed24f17d50a7032"/>
+    <w:bookmarkStart w:id="21" w:name="Xd3ef2147b0afd35f7d22dbd394c013bfcadab2c"/>
     <w:p>
       <w:pPr>
         <w:pStyle w:val="Heading2"/>
       </w:pPr>
       <w:r>
-        <w:t xml:space="preserve">Connexion et paramétrage - connexion, cursor</w:t>
+        <w:t xml:space="preserve">Créer un fichier text en unicode - ouvrir, ecrire, lire</w:t>
       </w:r>
     </w:p>
     <w:p>
@@ -184,7 +139,7 @@
         <w:pStyle w:val="FirstParagraph"/>
       </w:pPr>
       <w:r>
-        <w:t xml:space="preserve">La connexion établit le pont entre l’application Python et le fichier ou serveur de base de données, tandis que le curseur sert d’intermédiaire pour exécuter les requêtes SQL.</w:t>
+        <w:t xml:space="preserve">La création d’un fichier texte en encodage Unicode garantit la prise en charge universelle des caractères accentués et des symboles internationaux. Les fonctions natives permettent d’ouvrir, d’écrire et de lire ces contenus en toute sécurité.</w:t>
       </w:r>
     </w:p>
     <w:p>
@@ -193,36 +148,165 @@
       </w:pPr>
       <w:r>
         <w:rPr>
+          <w:rStyle w:val="CommentTok"/>
+        </w:rPr>
+        <w:t xml:space="preserve"># Création, écriture et lecture d'un fichier texte en UTF-8</w:t>
+      </w:r>
+      <w:r>
+        <w:br/>
+      </w:r>
+      <w:r>
+        <w:rPr>
+          <w:rStyle w:val="ControlFlowTok"/>
+        </w:rPr>
+        <w:t xml:space="preserve">with</w:t>
+      </w:r>
+      <w:r>
+        <w:rPr>
+          <w:rStyle w:val="NormalTok"/>
+        </w:rPr>
+        <w:t xml:space="preserve"> </w:t>
+      </w:r>
+      <w:r>
+        <w:rPr>
+          <w:rStyle w:val="BuiltInTok"/>
+        </w:rPr>
+        <w:t xml:space="preserve">open</w:t>
+      </w:r>
+      <w:r>
+        <w:rPr>
+          <w:rStyle w:val="NormalTok"/>
+        </w:rPr>
+        <w:t xml:space="preserve">(</w:t>
+      </w:r>
+      <w:r>
+        <w:rPr>
+          <w:rStyle w:val="StringTok"/>
+        </w:rPr>
+        <w:t xml:space="preserve">"document.txt"</w:t>
+      </w:r>
+      <w:r>
+        <w:rPr>
+          <w:rStyle w:val="NormalTok"/>
+        </w:rPr>
+        <w:t xml:space="preserve">, </w:t>
+      </w:r>
+      <w:r>
+        <w:rPr>
+          <w:rStyle w:val="StringTok"/>
+        </w:rPr>
+        <w:t xml:space="preserve">"w"</w:t>
+      </w:r>
+      <w:r>
+        <w:rPr>
+          <w:rStyle w:val="NormalTok"/>
+        </w:rPr>
+        <w:t xml:space="preserve">, encoding</w:t>
+      </w:r>
+      <w:r>
+        <w:rPr>
+          <w:rStyle w:val="OperatorTok"/>
+        </w:rPr>
+        <w:t xml:space="preserve">=</w:t>
+      </w:r>
+      <w:r>
+        <w:rPr>
+          <w:rStyle w:val="StringTok"/>
+        </w:rPr>
+        <w:t xml:space="preserve">"utf-8"</w:t>
+      </w:r>
+      <w:r>
+        <w:rPr>
+          <w:rStyle w:val="NormalTok"/>
+        </w:rPr>
+        <w:t xml:space="preserve">) </w:t>
+      </w:r>
+      <w:r>
+        <w:rPr>
           <w:rStyle w:val="ImportTok"/>
         </w:rPr>
-        <w:t xml:space="preserve">import</w:t>
-      </w:r>
-      <w:r>
-        <w:rPr>
-          <w:rStyle w:val="NormalTok"/>
-        </w:rPr>
-        <w:t xml:space="preserve"> sqlite3</w:t>
+        <w:t xml:space="preserve">as</w:t>
+      </w:r>
+      <w:r>
+        <w:rPr>
+          <w:rStyle w:val="NormalTok"/>
+        </w:rPr>
+        <w:t xml:space="preserve"> f:</w:t>
       </w:r>
       <w:r>
         <w:br/>
       </w:r>
       <w:r>
+        <w:rPr>
+          <w:rStyle w:val="NormalTok"/>
+        </w:rPr>
+        <w:t xml:space="preserve">    f.write(</w:t>
+      </w:r>
+      <w:r>
+        <w:rPr>
+          <w:rStyle w:val="StringTok"/>
+        </w:rPr>
+        <w:t xml:space="preserve">"Texte en Unicode avec des accents : é, à, ê."</w:t>
+      </w:r>
+      <w:r>
+        <w:rPr>
+          <w:rStyle w:val="NormalTok"/>
+        </w:rPr>
+        <w:t xml:space="preserve">)</w:t>
+      </w:r>
+      <w:r>
         <w:br/>
       </w:r>
       <w:r>
-        <w:rPr>
-          <w:rStyle w:val="CommentTok"/>
-        </w:rPr>
-        <w:t xml:space="preserve"># Établissement de la connexion et création du curseur</w:t>
-      </w:r>
-      <w:r>
         <w:br/>
       </w:r>
       <w:r>
         <w:rPr>
-          <w:rStyle w:val="NormalTok"/>
-        </w:rPr>
-        <w:t xml:space="preserve">connexion </w:t>
+          <w:rStyle w:val="ControlFlowTok"/>
+        </w:rPr>
+        <w:t xml:space="preserve">with</w:t>
+      </w:r>
+      <w:r>
+        <w:rPr>
+          <w:rStyle w:val="NormalTok"/>
+        </w:rPr>
+        <w:t xml:space="preserve"> </w:t>
+      </w:r>
+      <w:r>
+        <w:rPr>
+          <w:rStyle w:val="BuiltInTok"/>
+        </w:rPr>
+        <w:t xml:space="preserve">open</w:t>
+      </w:r>
+      <w:r>
+        <w:rPr>
+          <w:rStyle w:val="NormalTok"/>
+        </w:rPr>
+        <w:t xml:space="preserve">(</w:t>
+      </w:r>
+      <w:r>
+        <w:rPr>
+          <w:rStyle w:val="StringTok"/>
+        </w:rPr>
+        <w:t xml:space="preserve">"document.txt"</w:t>
+      </w:r>
+      <w:r>
+        <w:rPr>
+          <w:rStyle w:val="NormalTok"/>
+        </w:rPr>
+        <w:t xml:space="preserve">, </w:t>
+      </w:r>
+      <w:r>
+        <w:rPr>
+          <w:rStyle w:val="StringTok"/>
+        </w:rPr>
+        <w:t xml:space="preserve">"r"</w:t>
+      </w:r>
+      <w:r>
+        <w:rPr>
+          <w:rStyle w:val="NormalTok"/>
+        </w:rPr>
+        <w:t xml:space="preserve">, encoding</w:t>
       </w:r>
       <w:r>
         <w:rPr>
@@ -232,33 +316,27 @@
       </w:r>
       <w:r>
         <w:rPr>
-          <w:rStyle w:val="NormalTok"/>
-        </w:rPr>
-        <w:t xml:space="preserve"> sqlite3.</w:t>
-      </w:r>
-      <w:r>
-        <w:rPr>
-          <w:rStyle w:val="ExtensionTok"/>
-        </w:rPr>
-        <w:t xml:space="preserve">connect</w:t>
-      </w:r>
-      <w:r>
-        <w:rPr>
-          <w:rStyle w:val="NormalTok"/>
-        </w:rPr>
-        <w:t xml:space="preserve">(</w:t>
-      </w:r>
-      <w:r>
-        <w:rPr>
           <w:rStyle w:val="StringTok"/>
         </w:rPr>
-        <w:t xml:space="preserve">"ma_base.db"</w:t>
-      </w:r>
-      <w:r>
-        <w:rPr>
-          <w:rStyle w:val="NormalTok"/>
-        </w:rPr>
-        <w:t xml:space="preserve">)</w:t>
+        <w:t xml:space="preserve">"utf-8"</w:t>
+      </w:r>
+      <w:r>
+        <w:rPr>
+          <w:rStyle w:val="NormalTok"/>
+        </w:rPr>
+        <w:t xml:space="preserve">) </w:t>
+      </w:r>
+      <w:r>
+        <w:rPr>
+          <w:rStyle w:val="ImportTok"/>
+        </w:rPr>
+        <w:t xml:space="preserve">as</w:t>
+      </w:r>
+      <w:r>
+        <w:rPr>
+          <w:rStyle w:val="NormalTok"/>
+        </w:rPr>
+        <w:t xml:space="preserve"> f:</w:t>
       </w:r>
       <w:r>
         <w:br/>
@@ -267,7 +345,7 @@
         <w:rPr>
           <w:rStyle w:val="NormalTok"/>
         </w:rPr>
-        <w:t xml:space="preserve">curseur </w:t>
+        <w:t xml:space="preserve">    contenu </w:t>
       </w:r>
       <w:r>
         <w:rPr>
@@ -279,7 +357,7 @@
         <w:rPr>
           <w:rStyle w:val="NormalTok"/>
         </w:rPr>
-        <w:t xml:space="preserve"> connexion.cursor()</w:t>
+        <w:t xml:space="preserve"> f.read()</w:t>
       </w:r>
     </w:p>
     <w:p>
@@ -287,7 +365,22 @@
         <w:pStyle w:val="BlockText"/>
       </w:pPr>
       <w:r>
-        <w:t xml:space="preserve">💡 Pensez toujours à fermer explicitement votre curseur et votre connexion à la fin des traitements pour libérer les ressources système verrouillées.</w:t>
+        <w:t xml:space="preserve">💡 Spécifiez systématiquement l’argument</w:t>
+      </w:r>
+      <w:r>
+        <w:t xml:space="preserve"> </w:t>
+      </w:r>
+      <w:r>
+        <w:rPr>
+          <w:rStyle w:val="VerbatimChar"/>
+        </w:rPr>
+        <w:t xml:space="preserve">encoding="utf-8"</w:t>
+      </w:r>
+      <w:r>
+        <w:t xml:space="preserve"> </w:t>
+      </w:r>
+      <w:r>
+        <w:t xml:space="preserve">lors de l’ouverture de fichiers texte pour éviter les erreurs de décodage selon les systèmes d’exploitation.</w:t>
       </w:r>
     </w:p>
     <w:p>
@@ -298,1033 +391,442 @@
       </w:r>
     </w:p>
     <w:bookmarkEnd w:id="21"/>
-    <w:bookmarkStart w:id="22" w:name="X01f96c1886029c1d84f555292a17e3aea984f59"/>
+    <w:bookmarkStart w:id="22" w:name="exemple-de-synthèse"/>
     <w:p>
       <w:pPr>
         <w:pStyle w:val="Heading2"/>
       </w:pPr>
       <w:r>
-        <w:t xml:space="preserve">Gestion de la Structure de données - Table DDL</w:t>
+        <w:t xml:space="preserve">Exemple de synthèse</w:t>
       </w:r>
     </w:p>
     <w:p>
       <w:pPr>
-        <w:pStyle w:val="FirstParagraph"/>
-      </w:pPr>
-      <w:r>
-        <w:t xml:space="preserve">Le langage de définition de données (DDL) permet de créer, modifier ou supprimer la structure des tables au sein de la base de données (instructions</w:t>
-      </w:r>
-      <w:r>
+        <w:pStyle w:val="SourceCode"/>
+      </w:pPr>
+      <w:r>
+        <w:rPr>
+          <w:rStyle w:val="CommentTok"/>
+        </w:rPr>
+        <w:t xml:space="preserve"># Programme complet combinant les concepts de streams et la gestion de fichiers Unicode</w:t>
+      </w:r>
+      <w:r>
+        <w:br/>
+      </w:r>
+      <w:r>
+        <w:br/>
+      </w:r>
+      <w:r>
+        <w:rPr>
+          <w:rStyle w:val="NormalTok"/>
+        </w:rPr>
+        <w:t xml:space="preserve">nom_fichier </w:t>
+      </w:r>
+      <w:r>
+        <w:rPr>
+          <w:rStyle w:val="OperatorTok"/>
+        </w:rPr>
+        <w:t xml:space="preserve">=</w:t>
+      </w:r>
+      <w:r>
+        <w:rPr>
+          <w:rStyle w:val="NormalTok"/>
+        </w:rPr>
         <w:t xml:space="preserve"> </w:t>
       </w:r>
       <w:r>
         <w:rPr>
-          <w:rStyle w:val="VerbatimChar"/>
-        </w:rPr>
-        <w:t xml:space="preserve">CREATE TABLE</w:t>
-      </w:r>
-      <w:r>
-        <w:t xml:space="preserve">, etc.).</w:t>
-      </w:r>
-    </w:p>
-    <w:p>
-      <w:pPr>
-        <w:pStyle w:val="SourceCode"/>
-      </w:pPr>
+          <w:rStyle w:val="StringTok"/>
+        </w:rPr>
+        <w:t xml:space="preserve">"message_unicode.txt"</w:t>
+      </w:r>
+      <w:r>
+        <w:br/>
+      </w:r>
+      <w:r>
+        <w:br/>
+      </w:r>
       <w:r>
         <w:rPr>
           <w:rStyle w:val="CommentTok"/>
         </w:rPr>
-        <w:t xml:space="preserve"># Création d'une table relationnelle via une requête DDL</w:t>
+        <w:t xml:space="preserve"># 1. Écriture dans un fichier texte en Unicode</w:t>
       </w:r>
       <w:r>
         <w:br/>
       </w:r>
       <w:r>
         <w:rPr>
-          <w:rStyle w:val="NormalTok"/>
-        </w:rPr>
-        <w:t xml:space="preserve">curseur.execute(</w:t>
+          <w:rStyle w:val="ControlFlowTok"/>
+        </w:rPr>
+        <w:t xml:space="preserve">with</w:t>
+      </w:r>
+      <w:r>
+        <w:rPr>
+          <w:rStyle w:val="NormalTok"/>
+        </w:rPr>
+        <w:t xml:space="preserve"> </w:t>
+      </w:r>
+      <w:r>
+        <w:rPr>
+          <w:rStyle w:val="BuiltInTok"/>
+        </w:rPr>
+        <w:t xml:space="preserve">open</w:t>
+      </w:r>
+      <w:r>
+        <w:rPr>
+          <w:rStyle w:val="NormalTok"/>
+        </w:rPr>
+        <w:t xml:space="preserve">(nom_fichier, </w:t>
       </w:r>
       <w:r>
         <w:rPr>
           <w:rStyle w:val="StringTok"/>
         </w:rPr>
-        <w:t xml:space="preserve">"""</w:t>
+        <w:t xml:space="preserve">"w"</w:t>
+      </w:r>
+      <w:r>
+        <w:rPr>
+          <w:rStyle w:val="NormalTok"/>
+        </w:rPr>
+        <w:t xml:space="preserve">, encoding</w:t>
+      </w:r>
+      <w:r>
+        <w:rPr>
+          <w:rStyle w:val="OperatorTok"/>
+        </w:rPr>
+        <w:t xml:space="preserve">=</w:t>
+      </w:r>
+      <w:r>
+        <w:rPr>
+          <w:rStyle w:val="StringTok"/>
+        </w:rPr>
+        <w:t xml:space="preserve">"utf-8"</w:t>
+      </w:r>
+      <w:r>
+        <w:rPr>
+          <w:rStyle w:val="NormalTok"/>
+        </w:rPr>
+        <w:t xml:space="preserve">) </w:t>
+      </w:r>
+      <w:r>
+        <w:rPr>
+          <w:rStyle w:val="ImportTok"/>
+        </w:rPr>
+        <w:t xml:space="preserve">as</w:t>
+      </w:r>
+      <w:r>
+        <w:rPr>
+          <w:rStyle w:val="NormalTok"/>
+        </w:rPr>
+        <w:t xml:space="preserve"> fichier_sortie:</w:t>
       </w:r>
       <w:r>
         <w:br/>
       </w:r>
       <w:r>
         <w:rPr>
+          <w:rStyle w:val="NormalTok"/>
+        </w:rPr>
+        <w:t xml:space="preserve">    fichier_sortie.write(</w:t>
+      </w:r>
+      <w:r>
+        <w:rPr>
           <w:rStyle w:val="StringTok"/>
         </w:rPr>
-        <w:t xml:space="preserve">    CREATE TABLE IF NOT EXISTS utilisateurs (</w:t>
+        <w:t xml:space="preserve">"Bonjour Karim !</w:t>
+      </w:r>
+      <w:r>
+        <w:rPr>
+          <w:rStyle w:val="CharTok"/>
+        </w:rPr>
+        <w:t xml:space="preserve">\n</w:t>
+      </w:r>
+      <w:r>
+        <w:rPr>
+          <w:rStyle w:val="StringTok"/>
+        </w:rPr>
+        <w:t xml:space="preserve">"</w:t>
+      </w:r>
+      <w:r>
+        <w:rPr>
+          <w:rStyle w:val="NormalTok"/>
+        </w:rPr>
+        <w:t xml:space="preserve">)</w:t>
       </w:r>
       <w:r>
         <w:br/>
       </w:r>
       <w:r>
         <w:rPr>
+          <w:rStyle w:val="NormalTok"/>
+        </w:rPr>
+        <w:t xml:space="preserve">    fichier_sortie.write(</w:t>
+      </w:r>
+      <w:r>
+        <w:rPr>
           <w:rStyle w:val="StringTok"/>
         </w:rPr>
-        <w:t xml:space="preserve">        id INTEGER PRIMARY KEY AUTOINCREMENT,</w:t>
+        <w:t xml:space="preserve">"Apprentissage de la gestion des flux et fichiers en Python.</w:t>
+      </w:r>
+      <w:r>
+        <w:rPr>
+          <w:rStyle w:val="CharTok"/>
+        </w:rPr>
+        <w:t xml:space="preserve">\n</w:t>
+      </w:r>
+      <w:r>
+        <w:rPr>
+          <w:rStyle w:val="StringTok"/>
+        </w:rPr>
+        <w:t xml:space="preserve">"</w:t>
+      </w:r>
+      <w:r>
+        <w:rPr>
+          <w:rStyle w:val="NormalTok"/>
+        </w:rPr>
+        <w:t xml:space="preserve">)</w:t>
       </w:r>
       <w:r>
         <w:br/>
       </w:r>
       <w:r>
+        <w:br/>
+      </w:r>
+      <w:r>
+        <w:rPr>
+          <w:rStyle w:val="CommentTok"/>
+        </w:rPr>
+        <w:t xml:space="preserve"># 2. Lecture du fichier texte via un flux sécurisé</w:t>
+      </w:r>
+      <w:r>
+        <w:br/>
+      </w:r>
+      <w:r>
+        <w:rPr>
+          <w:rStyle w:val="ControlFlowTok"/>
+        </w:rPr>
+        <w:t xml:space="preserve">with</w:t>
+      </w:r>
+      <w:r>
+        <w:rPr>
+          <w:rStyle w:val="NormalTok"/>
+        </w:rPr>
+        <w:t xml:space="preserve"> </w:t>
+      </w:r>
+      <w:r>
+        <w:rPr>
+          <w:rStyle w:val="BuiltInTok"/>
+        </w:rPr>
+        <w:t xml:space="preserve">open</w:t>
+      </w:r>
+      <w:r>
+        <w:rPr>
+          <w:rStyle w:val="NormalTok"/>
+        </w:rPr>
+        <w:t xml:space="preserve">(nom_fichier, </w:t>
+      </w:r>
+      <w:r>
         <w:rPr>
           <w:rStyle w:val="StringTok"/>
         </w:rPr>
-        <w:t xml:space="preserve">        nom TEXT NOT NULL,</w:t>
+        <w:t xml:space="preserve">"r"</w:t>
+      </w:r>
+      <w:r>
+        <w:rPr>
+          <w:rStyle w:val="NormalTok"/>
+        </w:rPr>
+        <w:t xml:space="preserve">, encoding</w:t>
+      </w:r>
+      <w:r>
+        <w:rPr>
+          <w:rStyle w:val="OperatorTok"/>
+        </w:rPr>
+        <w:t xml:space="preserve">=</w:t>
+      </w:r>
+      <w:r>
+        <w:rPr>
+          <w:rStyle w:val="StringTok"/>
+        </w:rPr>
+        <w:t xml:space="preserve">"utf-8"</w:t>
+      </w:r>
+      <w:r>
+        <w:rPr>
+          <w:rStyle w:val="NormalTok"/>
+        </w:rPr>
+        <w:t xml:space="preserve">) </w:t>
+      </w:r>
+      <w:r>
+        <w:rPr>
+          <w:rStyle w:val="ImportTok"/>
+        </w:rPr>
+        <w:t xml:space="preserve">as</w:t>
+      </w:r>
+      <w:r>
+        <w:rPr>
+          <w:rStyle w:val="NormalTok"/>
+        </w:rPr>
+        <w:t xml:space="preserve"> fichier_entree:</w:t>
       </w:r>
       <w:r>
         <w:br/>
       </w:r>
       <w:r>
         <w:rPr>
-          <w:rStyle w:val="StringTok"/>
-        </w:rPr>
-        <w:t xml:space="preserve">        age INTEGER</w:t>
+          <w:rStyle w:val="NormalTok"/>
+        </w:rPr>
+        <w:t xml:space="preserve">    </w:t>
+      </w:r>
+      <w:r>
+        <w:rPr>
+          <w:rStyle w:val="ControlFlowTok"/>
+        </w:rPr>
+        <w:t xml:space="preserve">for</w:t>
+      </w:r>
+      <w:r>
+        <w:rPr>
+          <w:rStyle w:val="NormalTok"/>
+        </w:rPr>
+        <w:t xml:space="preserve"> numero_ligne, ligne </w:t>
+      </w:r>
+      <w:r>
+        <w:rPr>
+          <w:rStyle w:val="KeywordTok"/>
+        </w:rPr>
+        <w:t xml:space="preserve">in</w:t>
+      </w:r>
+      <w:r>
+        <w:rPr>
+          <w:rStyle w:val="NormalTok"/>
+        </w:rPr>
+        <w:t xml:space="preserve"> </w:t>
+      </w:r>
+      <w:r>
+        <w:rPr>
+          <w:rStyle w:val="BuiltInTok"/>
+        </w:rPr>
+        <w:t xml:space="preserve">enumerate</w:t>
+      </w:r>
+      <w:r>
+        <w:rPr>
+          <w:rStyle w:val="NormalTok"/>
+        </w:rPr>
+        <w:t xml:space="preserve">(fichier_entree, start</w:t>
+      </w:r>
+      <w:r>
+        <w:rPr>
+          <w:rStyle w:val="OperatorTok"/>
+        </w:rPr>
+        <w:t xml:space="preserve">=</w:t>
+      </w:r>
+      <w:r>
+        <w:rPr>
+          <w:rStyle w:val="DecValTok"/>
+        </w:rPr>
+        <w:t xml:space="preserve">1</w:t>
+      </w:r>
+      <w:r>
+        <w:rPr>
+          <w:rStyle w:val="NormalTok"/>
+        </w:rPr>
+        <w:t xml:space="preserve">):</w:t>
       </w:r>
       <w:r>
         <w:br/>
       </w:r>
       <w:r>
         <w:rPr>
-          <w:rStyle w:val="StringTok"/>
-        </w:rPr>
-        <w:t xml:space="preserve">    )</w:t>
-      </w:r>
-      <w:r>
-        <w:br/>
-      </w:r>
-      <w:r>
-        <w:rPr>
-          <w:rStyle w:val="StringTok"/>
-        </w:rPr>
-        <w:t xml:space="preserve">"""</w:t>
+          <w:rStyle w:val="NormalTok"/>
+        </w:rPr>
+        <w:t xml:space="preserve">        </w:t>
+      </w:r>
+      <w:r>
+        <w:rPr>
+          <w:rStyle w:val="BuiltInTok"/>
+        </w:rPr>
+        <w:t xml:space="preserve">print</w:t>
+      </w:r>
+      <w:r>
+        <w:rPr>
+          <w:rStyle w:val="NormalTok"/>
+        </w:rPr>
+        <w:t xml:space="preserve">(</w:t>
+      </w:r>
+      <w:r>
+        <w:rPr>
+          <w:rStyle w:val="SpecialStringTok"/>
+        </w:rPr>
+        <w:t xml:space="preserve">f"Ligne </w:t>
+      </w:r>
+      <w:r>
+        <w:rPr>
+          <w:rStyle w:val="SpecialCharTok"/>
+        </w:rPr>
+        <w:t xml:space="preserve">{</w:t>
+      </w:r>
+      <w:r>
+        <w:rPr>
+          <w:rStyle w:val="NormalTok"/>
+        </w:rPr>
+        <w:t xml:space="preserve">numero_ligne</w:t>
+      </w:r>
+      <w:r>
+        <w:rPr>
+          <w:rStyle w:val="SpecialCharTok"/>
+        </w:rPr>
+        <w:t xml:space="preserve">}</w:t>
+      </w:r>
+      <w:r>
+        <w:rPr>
+          <w:rStyle w:val="SpecialStringTok"/>
+        </w:rPr>
+        <w:t xml:space="preserve"> : </w:t>
+      </w:r>
+      <w:r>
+        <w:rPr>
+          <w:rStyle w:val="SpecialCharTok"/>
+        </w:rPr>
+        <w:t xml:space="preserve">{</w:t>
+      </w:r>
+      <w:r>
+        <w:rPr>
+          <w:rStyle w:val="NormalTok"/>
+        </w:rPr>
+        <w:t xml:space="preserve">ligne</w:t>
+      </w:r>
+      <w:r>
+        <w:rPr>
+          <w:rStyle w:val="SpecialCharTok"/>
+        </w:rPr>
+        <w:t xml:space="preserve">.</w:t>
+      </w:r>
+      <w:r>
+        <w:rPr>
+          <w:rStyle w:val="NormalTok"/>
+        </w:rPr>
+        <w:t xml:space="preserve">strip()</w:t>
+      </w:r>
+      <w:r>
+        <w:rPr>
+          <w:rStyle w:val="SpecialCharTok"/>
+        </w:rPr>
+        <w:t xml:space="preserve">}</w:t>
+      </w:r>
+      <w:r>
+        <w:rPr>
+          <w:rStyle w:val="SpecialStringTok"/>
+        </w:rPr>
+        <w:t xml:space="preserve">"</w:t>
       </w:r>
       <w:r>
         <w:rPr>
           <w:rStyle w:val="NormalTok"/>
         </w:rPr>
         <w:t xml:space="preserve">)</w:t>
-      </w:r>
-    </w:p>
-    <w:p>
-      <w:pPr>
-        <w:pStyle w:val="BlockText"/>
-      </w:pPr>
-      <w:r>
-        <w:t xml:space="preserve">💡 Définissez rigoureusement les types de données et les contraintes (</w:t>
-      </w:r>
-      <w:r>
-        <w:rPr>
-          <w:rStyle w:val="VerbatimChar"/>
-        </w:rPr>
-        <w:t xml:space="preserve">NOT NULL</w:t>
-      </w:r>
-      <w:r>
-        <w:t xml:space="preserve">,</w:t>
-      </w:r>
-      <w:r>
-        <w:t xml:space="preserve"> </w:t>
-      </w:r>
-      <w:r>
-        <w:rPr>
-          <w:rStyle w:val="VerbatimChar"/>
-        </w:rPr>
-        <w:t xml:space="preserve">PRIMARY KEY</w:t>
-      </w:r>
-      <w:r>
-        <w:t xml:space="preserve">) dès la conception de vos tables pour garantir l’intégrité des informations.</w:t>
-      </w:r>
-    </w:p>
-    <w:p>
-      <w:r>
-        <w:pict>
-          <v:rect style="width:0;height:1.5pt" o:hralign="center" o:hrstd="t" o:hr="t"/>
-        </w:pict>
       </w:r>
     </w:p>
     <w:bookmarkEnd w:id="22"/>
-    <w:bookmarkStart w:id="23" w:name="gestion-des-transactions---commit"/>
-    <w:p>
-      <w:pPr>
-        <w:pStyle w:val="Heading2"/>
-      </w:pPr>
-      <w:r>
-        <w:t xml:space="preserve">Gestion des transactions - commit</w:t>
-      </w:r>
-    </w:p>
-    <w:p>
-      <w:pPr>
-        <w:pStyle w:val="FirstParagraph"/>
-      </w:pPr>
-      <w:r>
-        <w:t xml:space="preserve">La gestion des transactions permet de valider définitivement un ensemble d’opérations en base de données grâce à l’instruction</w:t>
-      </w:r>
-      <w:r>
-        <w:t xml:space="preserve"> </w:t>
-      </w:r>
-      <w:r>
-        <w:rPr>
-          <w:rStyle w:val="VerbatimChar"/>
-        </w:rPr>
-        <w:t xml:space="preserve">commit</w:t>
-      </w:r>
-      <w:r>
-        <w:t xml:space="preserve">, garantissant la cohérence globale des données.</w:t>
-      </w:r>
-    </w:p>
-    <w:p>
-      <w:pPr>
-        <w:pStyle w:val="SourceCode"/>
-      </w:pPr>
-      <w:r>
-        <w:rPr>
-          <w:rStyle w:val="CommentTok"/>
-        </w:rPr>
-        <w:t xml:space="preserve"># Validation des modifications apportées à la base de données</w:t>
-      </w:r>
-      <w:r>
-        <w:br/>
-      </w:r>
-      <w:r>
-        <w:rPr>
-          <w:rStyle w:val="NormalTok"/>
-        </w:rPr>
-        <w:t xml:space="preserve">connexion.commit()</w:t>
-      </w:r>
-    </w:p>
-    <w:p>
-      <w:pPr>
-        <w:pStyle w:val="BlockText"/>
-      </w:pPr>
-      <w:r>
-        <w:t xml:space="preserve">💡 En cas d’erreur lors d’une transaction, utilisez l’instruction</w:t>
-      </w:r>
-      <w:r>
-        <w:t xml:space="preserve"> </w:t>
-      </w:r>
-      <w:r>
-        <w:rPr>
-          <w:rStyle w:val="VerbatimChar"/>
-        </w:rPr>
-        <w:t xml:space="preserve">rollback</w:t>
-      </w:r>
-      <w:r>
-        <w:t xml:space="preserve"> </w:t>
-      </w:r>
-      <w:r>
-        <w:t xml:space="preserve">pour annuler les modifications en cours et rétablir l’état stable précédent de la base.</w:t>
-      </w:r>
-    </w:p>
-    <w:p>
-      <w:r>
-        <w:pict>
-          <v:rect style="width:0;height:1.5pt" o:hralign="center" o:hrstd="t" o:hr="t"/>
-        </w:pict>
-      </w:r>
-    </w:p>
-    <w:bookmarkEnd w:id="23"/>
-    <w:bookmarkStart w:id="24" w:name="X6f3532f991a5e510dfff88966900d9b58478901"/>
-    <w:p>
-      <w:pPr>
-        <w:pStyle w:val="Heading2"/>
-      </w:pPr>
-      <w:r>
-        <w:t xml:space="preserve">Manipulation des données - Select/Where DML</w:t>
-      </w:r>
-    </w:p>
-    <w:p>
-      <w:pPr>
-        <w:pStyle w:val="FirstParagraph"/>
-      </w:pPr>
-      <w:r>
-        <w:t xml:space="preserve">Le langage de manipulation des données (DML) permet d’insérer, de modifier, de supprimer et de rechercher des enregistrements à l’aide des instructions</w:t>
-      </w:r>
-      <w:r>
-        <w:t xml:space="preserve"> </w:t>
-      </w:r>
-      <w:r>
-        <w:rPr>
-          <w:rStyle w:val="VerbatimChar"/>
-        </w:rPr>
-        <w:t xml:space="preserve">SELECT</w:t>
-      </w:r>
-      <w:r>
-        <w:t xml:space="preserve"> </w:t>
-      </w:r>
-      <w:r>
-        <w:t xml:space="preserve">et de la clause</w:t>
-      </w:r>
-      <w:r>
-        <w:t xml:space="preserve"> </w:t>
-      </w:r>
-      <w:r>
-        <w:rPr>
-          <w:rStyle w:val="VerbatimChar"/>
-        </w:rPr>
-        <w:t xml:space="preserve">WHERE</w:t>
-      </w:r>
-      <w:r>
-        <w:t xml:space="preserve">.</w:t>
-      </w:r>
-    </w:p>
-    <w:p>
-      <w:pPr>
-        <w:pStyle w:val="SourceCode"/>
-      </w:pPr>
-      <w:r>
-        <w:rPr>
-          <w:rStyle w:val="CommentTok"/>
-        </w:rPr>
-        <w:t xml:space="preserve"># Requête DML pour sélectionner des enregistrements filtrés</w:t>
-      </w:r>
-      <w:r>
-        <w:br/>
-      </w:r>
-      <w:r>
-        <w:rPr>
-          <w:rStyle w:val="NormalTok"/>
-        </w:rPr>
-        <w:t xml:space="preserve">curseur.execute(</w:t>
-      </w:r>
-      <w:r>
-        <w:rPr>
-          <w:rStyle w:val="StringTok"/>
-        </w:rPr>
-        <w:t xml:space="preserve">"SELECT nom, age FROM utilisateurs WHERE age &gt;= ?"</w:t>
-      </w:r>
-      <w:r>
-        <w:rPr>
-          <w:rStyle w:val="NormalTok"/>
-        </w:rPr>
-        <w:t xml:space="preserve">, (</w:t>
-      </w:r>
-      <w:r>
-        <w:rPr>
-          <w:rStyle w:val="DecValTok"/>
-        </w:rPr>
-        <w:t xml:space="preserve">18</w:t>
-      </w:r>
-      <w:r>
-        <w:rPr>
-          <w:rStyle w:val="NormalTok"/>
-        </w:rPr>
-        <w:t xml:space="preserve">,))</w:t>
-      </w:r>
-      <w:r>
-        <w:br/>
-      </w:r>
-      <w:r>
-        <w:rPr>
-          <w:rStyle w:val="NormalTok"/>
-        </w:rPr>
-        <w:t xml:space="preserve">resultats </w:t>
-      </w:r>
-      <w:r>
-        <w:rPr>
-          <w:rStyle w:val="OperatorTok"/>
-        </w:rPr>
-        <w:t xml:space="preserve">=</w:t>
-      </w:r>
-      <w:r>
-        <w:rPr>
-          <w:rStyle w:val="NormalTok"/>
-        </w:rPr>
-        <w:t xml:space="preserve"> curseur.fetchall()</w:t>
-      </w:r>
-    </w:p>
-    <w:p>
-      <w:pPr>
-        <w:pStyle w:val="BlockText"/>
-      </w:pPr>
-      <w:r>
-        <w:t xml:space="preserve">💡 Utilisez toujours des requêtes paramétrées (avec des points d’interrogation</w:t>
-      </w:r>
-      <w:r>
-        <w:t xml:space="preserve"> </w:t>
-      </w:r>
-      <w:r>
-        <w:rPr>
-          <w:rStyle w:val="VerbatimChar"/>
-        </w:rPr>
-        <w:t xml:space="preserve">?</w:t>
-      </w:r>
-      <w:r>
-        <w:t xml:space="preserve">) pour injecter des variables afin de vous prémunir totalement contre les failles d’injection SQL.</w:t>
-      </w:r>
-    </w:p>
-    <w:p>
-      <w:r>
-        <w:pict>
-          <v:rect style="width:0;height:1.5pt" o:hralign="center" o:hrstd="t" o:hr="t"/>
-        </w:pict>
-      </w:r>
-    </w:p>
-    <w:bookmarkEnd w:id="24"/>
-    <w:bookmarkStart w:id="25" w:name="exemple-de-synthèse"/>
-    <w:p>
-      <w:pPr>
-        <w:pStyle w:val="Heading2"/>
-      </w:pPr>
-      <w:r>
-        <w:t xml:space="preserve">Exemple de synthèse</w:t>
-      </w:r>
-    </w:p>
-    <w:p>
-      <w:pPr>
-        <w:pStyle w:val="SourceCode"/>
-      </w:pPr>
-      <w:r>
-        <w:rPr>
-          <w:rStyle w:val="ImportTok"/>
-        </w:rPr>
-        <w:t xml:space="preserve">import</w:t>
-      </w:r>
-      <w:r>
-        <w:rPr>
-          <w:rStyle w:val="NormalTok"/>
-        </w:rPr>
-        <w:t xml:space="preserve"> sqlite3</w:t>
-      </w:r>
-      <w:r>
-        <w:br/>
-      </w:r>
-      <w:r>
-        <w:br/>
-      </w:r>
-      <w:r>
-        <w:rPr>
-          <w:rStyle w:val="KeywordTok"/>
-        </w:rPr>
-        <w:t xml:space="preserve">def</w:t>
-      </w:r>
-      <w:r>
-        <w:rPr>
-          <w:rStyle w:val="NormalTok"/>
-        </w:rPr>
-        <w:t xml:space="preserve"> gerer_base_de_donnees():</w:t>
-      </w:r>
-      <w:r>
-        <w:br/>
-      </w:r>
-      <w:r>
-        <w:rPr>
-          <w:rStyle w:val="NormalTok"/>
-        </w:rPr>
-        <w:t xml:space="preserve">    </w:t>
-      </w:r>
-      <w:r>
-        <w:rPr>
-          <w:rStyle w:val="CommentTok"/>
-        </w:rPr>
-        <w:t xml:space="preserve">"""Programme complet combinant connexion, DDL, transactions et requêtes DML."""</w:t>
-      </w:r>
-      <w:r>
-        <w:br/>
-      </w:r>
-      <w:r>
-        <w:rPr>
-          <w:rStyle w:val="NormalTok"/>
-        </w:rPr>
-        <w:t xml:space="preserve">    </w:t>
-      </w:r>
-      <w:r>
-        <w:rPr>
-          <w:rStyle w:val="CommentTok"/>
-        </w:rPr>
-        <w:t xml:space="preserve"># 1. Connexion et paramétrage</w:t>
-      </w:r>
-      <w:r>
-        <w:br/>
-      </w:r>
-      <w:r>
-        <w:rPr>
-          <w:rStyle w:val="NormalTok"/>
-        </w:rPr>
-        <w:t xml:space="preserve">    connexion </w:t>
-      </w:r>
-      <w:r>
-        <w:rPr>
-          <w:rStyle w:val="OperatorTok"/>
-        </w:rPr>
-        <w:t xml:space="preserve">=</w:t>
-      </w:r>
-      <w:r>
-        <w:rPr>
-          <w:rStyle w:val="NormalTok"/>
-        </w:rPr>
-        <w:t xml:space="preserve"> sqlite3.</w:t>
-      </w:r>
-      <w:r>
-        <w:rPr>
-          <w:rStyle w:val="ExtensionTok"/>
-        </w:rPr>
-        <w:t xml:space="preserve">connect</w:t>
-      </w:r>
-      <w:r>
-        <w:rPr>
-          <w:rStyle w:val="NormalTok"/>
-        </w:rPr>
-        <w:t xml:space="preserve">(</w:t>
-      </w:r>
-      <w:r>
-        <w:rPr>
-          <w:rStyle w:val="StringTok"/>
-        </w:rPr>
-        <w:t xml:space="preserve">"entreprise.db"</w:t>
-      </w:r>
-      <w:r>
-        <w:rPr>
-          <w:rStyle w:val="NormalTok"/>
-        </w:rPr>
-        <w:t xml:space="preserve">)</w:t>
-      </w:r>
-      <w:r>
-        <w:br/>
-      </w:r>
-      <w:r>
-        <w:rPr>
-          <w:rStyle w:val="NormalTok"/>
-        </w:rPr>
-        <w:t xml:space="preserve">    curseur </w:t>
-      </w:r>
-      <w:r>
-        <w:rPr>
-          <w:rStyle w:val="OperatorTok"/>
-        </w:rPr>
-        <w:t xml:space="preserve">=</w:t>
-      </w:r>
-      <w:r>
-        <w:rPr>
-          <w:rStyle w:val="NormalTok"/>
-        </w:rPr>
-        <w:t xml:space="preserve"> connexion.cursor()</w:t>
-      </w:r>
-      <w:r>
-        <w:br/>
-      </w:r>
-      <w:r>
-        <w:rPr>
-          <w:rStyle w:val="NormalTok"/>
-        </w:rPr>
-        <w:t xml:space="preserve">    </w:t>
-      </w:r>
-      <w:r>
-        <w:br/>
-      </w:r>
-      <w:r>
-        <w:rPr>
-          <w:rStyle w:val="NormalTok"/>
-        </w:rPr>
-        <w:t xml:space="preserve">    </w:t>
-      </w:r>
-      <w:r>
-        <w:rPr>
-          <w:rStyle w:val="CommentTok"/>
-        </w:rPr>
-        <w:t xml:space="preserve"># 2. Gestion de la structure de données (DDL)</w:t>
-      </w:r>
-      <w:r>
-        <w:br/>
-      </w:r>
-      <w:r>
-        <w:rPr>
-          <w:rStyle w:val="NormalTok"/>
-        </w:rPr>
-        <w:t xml:space="preserve">    curseur.execute(</w:t>
-      </w:r>
-      <w:r>
-        <w:rPr>
-          <w:rStyle w:val="StringTok"/>
-        </w:rPr>
-        <w:t xml:space="preserve">"""</w:t>
-      </w:r>
-      <w:r>
-        <w:br/>
-      </w:r>
-      <w:r>
-        <w:rPr>
-          <w:rStyle w:val="StringTok"/>
-        </w:rPr>
-        <w:t xml:space="preserve">        CREATE TABLE IF NOT EXISTS employes (</w:t>
-      </w:r>
-      <w:r>
-        <w:br/>
-      </w:r>
-      <w:r>
-        <w:rPr>
-          <w:rStyle w:val="StringTok"/>
-        </w:rPr>
-        <w:t xml:space="preserve">            id INTEGER PRIMARY KEY AUTOINCREMENT,</w:t>
-      </w:r>
-      <w:r>
-        <w:br/>
-      </w:r>
-      <w:r>
-        <w:rPr>
-          <w:rStyle w:val="StringTok"/>
-        </w:rPr>
-        <w:t xml:space="preserve">            nom TEXT,</w:t>
-      </w:r>
-      <w:r>
-        <w:br/>
-      </w:r>
-      <w:r>
-        <w:rPr>
-          <w:rStyle w:val="StringTok"/>
-        </w:rPr>
-        <w:t xml:space="preserve">            salaire REAL</w:t>
-      </w:r>
-      <w:r>
-        <w:br/>
-      </w:r>
-      <w:r>
-        <w:rPr>
-          <w:rStyle w:val="StringTok"/>
-        </w:rPr>
-        <w:t xml:space="preserve">        )</w:t>
-      </w:r>
-      <w:r>
-        <w:br/>
-      </w:r>
-      <w:r>
-        <w:rPr>
-          <w:rStyle w:val="StringTok"/>
-        </w:rPr>
-        <w:t xml:space="preserve">    """</w:t>
-      </w:r>
-      <w:r>
-        <w:rPr>
-          <w:rStyle w:val="NormalTok"/>
-        </w:rPr>
-        <w:t xml:space="preserve">)</w:t>
-      </w:r>
-      <w:r>
-        <w:br/>
-      </w:r>
-      <w:r>
-        <w:rPr>
-          <w:rStyle w:val="NormalTok"/>
-        </w:rPr>
-        <w:t xml:space="preserve">    </w:t>
-      </w:r>
-      <w:r>
-        <w:br/>
-      </w:r>
-      <w:r>
-        <w:rPr>
-          <w:rStyle w:val="NormalTok"/>
-        </w:rPr>
-        <w:t xml:space="preserve">    </w:t>
-      </w:r>
-      <w:r>
-        <w:rPr>
-          <w:rStyle w:val="CommentTok"/>
-        </w:rPr>
-        <w:t xml:space="preserve"># 3. Insertion de données (DML) et gestion des transactions (commit)</w:t>
-      </w:r>
-      <w:r>
-        <w:br/>
-      </w:r>
-      <w:r>
-        <w:rPr>
-          <w:rStyle w:val="NormalTok"/>
-        </w:rPr>
-        <w:t xml:space="preserve">    curseur.execute(</w:t>
-      </w:r>
-      <w:r>
-        <w:rPr>
-          <w:rStyle w:val="StringTok"/>
-        </w:rPr>
-        <w:t xml:space="preserve">"INSERT INTO employes (nom, salaire) VALUES (?, ?)"</w:t>
-      </w:r>
-      <w:r>
-        <w:rPr>
-          <w:rStyle w:val="NormalTok"/>
-        </w:rPr>
-        <w:t xml:space="preserve">, (</w:t>
-      </w:r>
-      <w:r>
-        <w:rPr>
-          <w:rStyle w:val="StringTok"/>
-        </w:rPr>
-        <w:t xml:space="preserve">"Alice"</w:t>
-      </w:r>
-      <w:r>
-        <w:rPr>
-          <w:rStyle w:val="NormalTok"/>
-        </w:rPr>
-        <w:t xml:space="preserve">, </w:t>
-      </w:r>
-      <w:r>
-        <w:rPr>
-          <w:rStyle w:val="FloatTok"/>
-        </w:rPr>
-        <w:t xml:space="preserve">2500.0</w:t>
-      </w:r>
-      <w:r>
-        <w:rPr>
-          <w:rStyle w:val="NormalTok"/>
-        </w:rPr>
-        <w:t xml:space="preserve">))</w:t>
-      </w:r>
-      <w:r>
-        <w:br/>
-      </w:r>
-      <w:r>
-        <w:rPr>
-          <w:rStyle w:val="NormalTok"/>
-        </w:rPr>
-        <w:t xml:space="preserve">    curseur.execute(</w:t>
-      </w:r>
-      <w:r>
-        <w:rPr>
-          <w:rStyle w:val="StringTok"/>
-        </w:rPr>
-        <w:t xml:space="preserve">"INSERT INTO employes (nom, salaire) VALUES (?, ?)"</w:t>
-      </w:r>
-      <w:r>
-        <w:rPr>
-          <w:rStyle w:val="NormalTok"/>
-        </w:rPr>
-        <w:t xml:space="preserve">, (</w:t>
-      </w:r>
-      <w:r>
-        <w:rPr>
-          <w:rStyle w:val="StringTok"/>
-        </w:rPr>
-        <w:t xml:space="preserve">"Bob"</w:t>
-      </w:r>
-      <w:r>
-        <w:rPr>
-          <w:rStyle w:val="NormalTok"/>
-        </w:rPr>
-        <w:t xml:space="preserve">, </w:t>
-      </w:r>
-      <w:r>
-        <w:rPr>
-          <w:rStyle w:val="FloatTok"/>
-        </w:rPr>
-        <w:t xml:space="preserve">3100.0</w:t>
-      </w:r>
-      <w:r>
-        <w:rPr>
-          <w:rStyle w:val="NormalTok"/>
-        </w:rPr>
-        <w:t xml:space="preserve">))</w:t>
-      </w:r>
-      <w:r>
-        <w:br/>
-      </w:r>
-      <w:r>
-        <w:rPr>
-          <w:rStyle w:val="NormalTok"/>
-        </w:rPr>
-        <w:t xml:space="preserve">    connexion.commit()  </w:t>
-      </w:r>
-      <w:r>
-        <w:rPr>
-          <w:rStyle w:val="CommentTok"/>
-        </w:rPr>
-        <w:t xml:space="preserve"># Validation de la transaction</w:t>
-      </w:r>
-      <w:r>
-        <w:br/>
-      </w:r>
-      <w:r>
-        <w:rPr>
-          <w:rStyle w:val="NormalTok"/>
-        </w:rPr>
-        <w:t xml:space="preserve">    </w:t>
-      </w:r>
-      <w:r>
-        <w:br/>
-      </w:r>
-      <w:r>
-        <w:rPr>
-          <w:rStyle w:val="NormalTok"/>
-        </w:rPr>
-        <w:t xml:space="preserve">    </w:t>
-      </w:r>
-      <w:r>
-        <w:rPr>
-          <w:rStyle w:val="CommentTok"/>
-        </w:rPr>
-        <w:t xml:space="preserve"># 4. Manipulation des données avec SELECT et WHERE (DML)</w:t>
-      </w:r>
-      <w:r>
-        <w:br/>
-      </w:r>
-      <w:r>
-        <w:rPr>
-          <w:rStyle w:val="NormalTok"/>
-        </w:rPr>
-        <w:t xml:space="preserve">    curseur.execute(</w:t>
-      </w:r>
-      <w:r>
-        <w:rPr>
-          <w:rStyle w:val="StringTok"/>
-        </w:rPr>
-        <w:t xml:space="preserve">"SELECT nom, salaire FROM employes WHERE salaire &gt; ?"</w:t>
-      </w:r>
-      <w:r>
-        <w:rPr>
-          <w:rStyle w:val="NormalTok"/>
-        </w:rPr>
-        <w:t xml:space="preserve">, (</w:t>
-      </w:r>
-      <w:r>
-        <w:rPr>
-          <w:rStyle w:val="FloatTok"/>
-        </w:rPr>
-        <w:t xml:space="preserve">2800.0</w:t>
-      </w:r>
-      <w:r>
-        <w:rPr>
-          <w:rStyle w:val="NormalTok"/>
-        </w:rPr>
-        <w:t xml:space="preserve">,))</w:t>
-      </w:r>
-      <w:r>
-        <w:br/>
-      </w:r>
-      <w:r>
-        <w:rPr>
-          <w:rStyle w:val="NormalTok"/>
-        </w:rPr>
-        <w:t xml:space="preserve">    recrutements_hauts </w:t>
-      </w:r>
-      <w:r>
-        <w:rPr>
-          <w:rStyle w:val="OperatorTok"/>
-        </w:rPr>
-        <w:t xml:space="preserve">=</w:t>
-      </w:r>
-      <w:r>
-        <w:rPr>
-          <w:rStyle w:val="NormalTok"/>
-        </w:rPr>
-        <w:t xml:space="preserve"> curseur.fetchall()</w:t>
-      </w:r>
-      <w:r>
-        <w:br/>
-      </w:r>
-      <w:r>
-        <w:rPr>
-          <w:rStyle w:val="NormalTok"/>
-        </w:rPr>
-        <w:t xml:space="preserve">    </w:t>
-      </w:r>
-      <w:r>
-        <w:br/>
-      </w:r>
-      <w:r>
-        <w:rPr>
-          <w:rStyle w:val="NormalTok"/>
-        </w:rPr>
-        <w:t xml:space="preserve">    </w:t>
-      </w:r>
-      <w:r>
-        <w:rPr>
-          <w:rStyle w:val="ControlFlowTok"/>
-        </w:rPr>
-        <w:t xml:space="preserve">for</w:t>
-      </w:r>
-      <w:r>
-        <w:rPr>
-          <w:rStyle w:val="NormalTok"/>
-        </w:rPr>
-        <w:t xml:space="preserve"> employe </w:t>
-      </w:r>
-      <w:r>
-        <w:rPr>
-          <w:rStyle w:val="KeywordTok"/>
-        </w:rPr>
-        <w:t xml:space="preserve">in</w:t>
-      </w:r>
-      <w:r>
-        <w:rPr>
-          <w:rStyle w:val="NormalTok"/>
-        </w:rPr>
-        <w:t xml:space="preserve"> recrutements_hauts:</w:t>
-      </w:r>
-      <w:r>
-        <w:br/>
-      </w:r>
-      <w:r>
-        <w:rPr>
-          <w:rStyle w:val="NormalTok"/>
-        </w:rPr>
-        <w:t xml:space="preserve">        </w:t>
-      </w:r>
-      <w:r>
-        <w:rPr>
-          <w:rStyle w:val="BuiltInTok"/>
-        </w:rPr>
-        <w:t xml:space="preserve">print</w:t>
-      </w:r>
-      <w:r>
-        <w:rPr>
-          <w:rStyle w:val="NormalTok"/>
-        </w:rPr>
-        <w:t xml:space="preserve">(</w:t>
-      </w:r>
-      <w:r>
-        <w:rPr>
-          <w:rStyle w:val="SpecialStringTok"/>
-        </w:rPr>
-        <w:t xml:space="preserve">f"Employé qualifié : </w:t>
-      </w:r>
-      <w:r>
-        <w:rPr>
-          <w:rStyle w:val="SpecialCharTok"/>
-        </w:rPr>
-        <w:t xml:space="preserve">{</w:t>
-      </w:r>
-      <w:r>
-        <w:rPr>
-          <w:rStyle w:val="NormalTok"/>
-        </w:rPr>
-        <w:t xml:space="preserve">employe[</w:t>
-      </w:r>
-      <w:r>
-        <w:rPr>
-          <w:rStyle w:val="DecValTok"/>
-        </w:rPr>
-        <w:t xml:space="preserve">0</w:t>
-      </w:r>
-      <w:r>
-        <w:rPr>
-          <w:rStyle w:val="NormalTok"/>
-        </w:rPr>
-        <w:t xml:space="preserve">]</w:t>
-      </w:r>
-      <w:r>
-        <w:rPr>
-          <w:rStyle w:val="SpecialCharTok"/>
-        </w:rPr>
-        <w:t xml:space="preserve">}</w:t>
-      </w:r>
-      <w:r>
-        <w:rPr>
-          <w:rStyle w:val="SpecialStringTok"/>
-        </w:rPr>
-        <w:t xml:space="preserve"> avec un salaire de </w:t>
-      </w:r>
-      <w:r>
-        <w:rPr>
-          <w:rStyle w:val="SpecialCharTok"/>
-        </w:rPr>
-        <w:t xml:space="preserve">{</w:t>
-      </w:r>
-      <w:r>
-        <w:rPr>
-          <w:rStyle w:val="NormalTok"/>
-        </w:rPr>
-        <w:t xml:space="preserve">employe[</w:t>
-      </w:r>
-      <w:r>
-        <w:rPr>
-          <w:rStyle w:val="DecValTok"/>
-        </w:rPr>
-        <w:t xml:space="preserve">1</w:t>
-      </w:r>
-      <w:r>
-        <w:rPr>
-          <w:rStyle w:val="NormalTok"/>
-        </w:rPr>
-        <w:t xml:space="preserve">]</w:t>
-      </w:r>
-      <w:r>
-        <w:rPr>
-          <w:rStyle w:val="SpecialCharTok"/>
-        </w:rPr>
-        <w:t xml:space="preserve">}</w:t>
-      </w:r>
-      <w:r>
-        <w:rPr>
-          <w:rStyle w:val="SpecialStringTok"/>
-        </w:rPr>
-        <w:t xml:space="preserve">€"</w:t>
-      </w:r>
-      <w:r>
-        <w:rPr>
-          <w:rStyle w:val="NormalTok"/>
-        </w:rPr>
-        <w:t xml:space="preserve">)</w:t>
-      </w:r>
-      <w:r>
-        <w:br/>
-      </w:r>
-      <w:r>
-        <w:rPr>
-          <w:rStyle w:val="NormalTok"/>
-        </w:rPr>
-        <w:t xml:space="preserve">        </w:t>
-      </w:r>
-      <w:r>
-        <w:br/>
-      </w:r>
-      <w:r>
-        <w:rPr>
-          <w:rStyle w:val="NormalTok"/>
-        </w:rPr>
-        <w:t xml:space="preserve">    </w:t>
-      </w:r>
-      <w:r>
-        <w:rPr>
-          <w:rStyle w:val="CommentTok"/>
-        </w:rPr>
-        <w:t xml:space="preserve"># Fermeture propre des ressources</w:t>
-      </w:r>
-      <w:r>
-        <w:br/>
-      </w:r>
-      <w:r>
-        <w:rPr>
-          <w:rStyle w:val="NormalTok"/>
-        </w:rPr>
-        <w:t xml:space="preserve">    curseur.close()</w:t>
-      </w:r>
-      <w:r>
-        <w:br/>
-      </w:r>
-      <w:r>
-        <w:rPr>
-          <w:rStyle w:val="NormalTok"/>
-        </w:rPr>
-        <w:t xml:space="preserve">    connexion.close()</w:t>
-      </w:r>
-      <w:r>
-        <w:br/>
-      </w:r>
-      <w:r>
-        <w:br/>
-      </w:r>
-      <w:r>
-        <w:rPr>
-          <w:rStyle w:val="CommentTok"/>
-        </w:rPr>
-        <w:t xml:space="preserve"># Exécution de la fonction de synthèse</w:t>
-      </w:r>
-      <w:r>
-        <w:br/>
-      </w:r>
-      <w:r>
-        <w:rPr>
-          <w:rStyle w:val="NormalTok"/>
-        </w:rPr>
-        <w:t xml:space="preserve">gerer_base_de_donnees()</w:t>
-      </w:r>
-    </w:p>
-    <w:bookmarkEnd w:id="25"/>
-    <w:bookmarkStart w:id="26" w:name="exercices"/>
+    <w:bookmarkStart w:id="23" w:name="exercices"/>
     <w:p>
       <w:pPr>
         <w:pStyle w:val="Heading2"/>
@@ -1352,7 +854,7 @@
         <w:t xml:space="preserve"> </w:t>
       </w:r>
       <w:r>
-        <w:t xml:space="preserve">Écrivez un script Python qui utilise le module</w:t>
+        <w:t xml:space="preserve">Écrivez un script qui crée un fichier texte nommé</w:t>
       </w:r>
       <w:r>
         <w:t xml:space="preserve"> </w:t>
@@ -1361,40 +863,13 @@
         <w:rPr>
           <w:rStyle w:val="VerbatimChar"/>
         </w:rPr>
-        <w:t xml:space="preserve">sqlite3</w:t>
+        <w:t xml:space="preserve">notes.txt</w:t>
       </w:r>
       <w:r>
         <w:t xml:space="preserve"> </w:t>
       </w:r>
       <w:r>
-        <w:t xml:space="preserve">pour créer une base de données, instancier une table</w:t>
-      </w:r>
-      <w:r>
-        <w:t xml:space="preserve"> </w:t>
-      </w:r>
-      <w:r>
-        <w:rPr>
-          <w:rStyle w:val="VerbatimChar"/>
-        </w:rPr>
-        <w:t xml:space="preserve">produits</w:t>
-      </w:r>
-      <w:r>
-        <w:t xml:space="preserve"> </w:t>
-      </w:r>
-      <w:r>
-        <w:t xml:space="preserve">(contenant un ID, un nom et un prix), puis y insérer un enregistrement validé par un</w:t>
-      </w:r>
-      <w:r>
-        <w:t xml:space="preserve"> </w:t>
-      </w:r>
-      <w:r>
-        <w:rPr>
-          <w:rStyle w:val="VerbatimChar"/>
-        </w:rPr>
-        <w:t xml:space="preserve">commit</w:t>
-      </w:r>
-      <w:r>
-        <w:t xml:space="preserve">.</w:t>
+        <w:t xml:space="preserve">en encodage Unicode, puis y inscrit une phrase comportant des caractères accentués.</w:t>
       </w:r>
     </w:p>
     <w:p>
@@ -1416,7 +891,7 @@
         <w:t xml:space="preserve"> </w:t>
       </w:r>
       <w:r>
-        <w:t xml:space="preserve">Rédigez une requête</w:t>
+        <w:t xml:space="preserve">Ouvrez le fichier</w:t>
       </w:r>
       <w:r>
         <w:t xml:space="preserve"> </w:t>
@@ -1425,32 +900,17 @@
         <w:rPr>
           <w:rStyle w:val="VerbatimChar"/>
         </w:rPr>
-        <w:t xml:space="preserve">SELECT</w:t>
+        <w:t xml:space="preserve">notes.txt</w:t>
       </w:r>
       <w:r>
         <w:t xml:space="preserve"> </w:t>
       </w:r>
       <w:r>
-        <w:t xml:space="preserve">associée à une clause</w:t>
-      </w:r>
-      <w:r>
-        <w:t xml:space="preserve"> </w:t>
-      </w:r>
-      <w:r>
-        <w:rPr>
-          <w:rStyle w:val="VerbatimChar"/>
-        </w:rPr>
-        <w:t xml:space="preserve">WHERE</w:t>
-      </w:r>
-      <w:r>
-        <w:t xml:space="preserve"> </w:t>
-      </w:r>
-      <w:r>
-        <w:t xml:space="preserve">pour récupérer et afficher tous les produits dont le prix est inférieur à un certain seuil depuis la table créée à l’exercice précédent.</w:t>
+        <w:t xml:space="preserve">en mode lecture avec l’encodage approprié, lisez son contenu global et affichez-le dans la console.</w:t>
       </w:r>
     </w:p>
-    <w:bookmarkEnd w:id="26"/>
-    <w:bookmarkEnd w:id="27"/>
+    <w:bookmarkEnd w:id="23"/>
+    <w:bookmarkEnd w:id="24"/>
     <w:sectPr/>
   </w:body>
 </w:document>

--- a/redaction/chapitre16/paragraphes.docx
+++ b/redaction/chapitre16/paragraphes.docx
@@ -2,13 +2,14 @@
 <file path=word/document.xml><?xml version="1.0" encoding="utf-8"?>
 <w:document xmlns:w="http://schemas.openxmlformats.org/wordprocessingml/2006/main" xmlns:m="http://schemas.openxmlformats.org/officeDocument/2006/math" xmlns:r="http://schemas.openxmlformats.org/officeDocument/2006/relationships" xmlns:o="urn:schemas-microsoft-com:office:office" xmlns:v="urn:schemas-microsoft-com:vml" xmlns:w10="urn:schemas-microsoft-com:office:word" xmlns:a="http://schemas.openxmlformats.org/drawingml/2006/main" xmlns:pic="http://schemas.openxmlformats.org/drawingml/2006/picture" xmlns:wp="http://schemas.openxmlformats.org/drawingml/2006/wordprocessingDrawing">
   <w:body>
-    <w:bookmarkStart w:id="24" w:name="Xa9205573bc450fc021bf7229ca21b84e9e7f4ec"/>
+    <w:bookmarkStart w:id="24" w:name="Xcf2e2647c9bb3dab28d1ac6f4986c21cfa0b1b9"/>
     <w:p>
       <w:pPr>
         <w:pStyle w:val="Heading1"/>
-      </w:pPr>
-      <w:r>
-        <w:t xml:space="preserve">Chapitre 14 : Gestion des fichiers et des répertoires</w:t>
+        <w:pageBreakBefore/>
+      </w:pPr>
+      <w:r>
+        <w:t xml:space="preserve">Chapitre 16 : Gestion des fichiers et des répertoires</w:t>
       </w:r>
     </w:p>
     <w:p>
@@ -74,6 +75,14 @@
     <w:p>
       <w:pPr>
         <w:pStyle w:val="SourceCode"/>
+        <w:pBdr>
+          <w:top w:val="single" w:sz="6" w:space="8" w:color="9AA5B1"/>
+          <w:left w:val="single" w:sz="6" w:space="8" w:color="9AA5B1"/>
+          <w:bottom w:val="single" w:sz="6" w:space="8" w:color="9AA5B1"/>
+          <w:right w:val="single" w:sz="6" w:space="8" w:color="9AA5B1"/>
+        </w:pBdr>
+        <w:spacing w:before="120" w:after="120" w:line="240" w:lineRule="auto"/>
+        <w:ind w:left="180" w:right="180"/>
       </w:pPr>
       <w:r>
         <w:rPr>
@@ -112,6 +121,12 @@
     <w:p>
       <w:pPr>
         <w:pStyle w:val="BlockText"/>
+        <w:shd w:val="clear" w:color="auto" w:fill="EAF6FB"/>
+        <w:spacing w:before="100" w:after="100"/>
+        <w:ind w:left="180" w:right="180"/>
+        <w:pBdr>
+          <w:left w:val="single" w:sz="18" w:space="8" w:color="2980B9"/>
+        </w:pBdr>
       </w:pPr>
       <w:r>
         <w:t xml:space="preserve">💡 Considérez toujours un fichier ouvert comme un flux unidirectionnel ou bidirectionnel nécessitant une clôture rigoureuse après utilisation.</w:t>
@@ -145,6 +160,14 @@
     <w:p>
       <w:pPr>
         <w:pStyle w:val="SourceCode"/>
+        <w:pBdr>
+          <w:top w:val="single" w:sz="6" w:space="8" w:color="9AA5B1"/>
+          <w:left w:val="single" w:sz="6" w:space="8" w:color="9AA5B1"/>
+          <w:bottom w:val="single" w:sz="6" w:space="8" w:color="9AA5B1"/>
+          <w:right w:val="single" w:sz="6" w:space="8" w:color="9AA5B1"/>
+        </w:pBdr>
+        <w:spacing w:before="120" w:after="120" w:line="240" w:lineRule="auto"/>
+        <w:ind w:left="180" w:right="180"/>
       </w:pPr>
       <w:r>
         <w:rPr>
@@ -363,6 +386,12 @@
     <w:p>
       <w:pPr>
         <w:pStyle w:val="BlockText"/>
+        <w:shd w:val="clear" w:color="auto" w:fill="EAF6FB"/>
+        <w:spacing w:before="100" w:after="100"/>
+        <w:ind w:left="180" w:right="180"/>
+        <w:pBdr>
+          <w:left w:val="single" w:sz="18" w:space="8" w:color="2980B9"/>
+        </w:pBdr>
       </w:pPr>
       <w:r>
         <w:t xml:space="preserve">💡 Spécifiez systématiquement l’argument</w:t>
@@ -403,6 +432,14 @@
     <w:p>
       <w:pPr>
         <w:pStyle w:val="SourceCode"/>
+        <w:pBdr>
+          <w:top w:val="single" w:sz="6" w:space="8" w:color="9AA5B1"/>
+          <w:left w:val="single" w:sz="6" w:space="8" w:color="9AA5B1"/>
+          <w:bottom w:val="single" w:sz="6" w:space="8" w:color="9AA5B1"/>
+          <w:right w:val="single" w:sz="6" w:space="8" w:color="9AA5B1"/>
+        </w:pBdr>
+        <w:spacing w:before="120" w:after="120" w:line="240" w:lineRule="auto"/>
+        <w:ind w:left="180" w:right="180"/>
       </w:pPr>
       <w:r>
         <w:rPr>
@@ -1238,29 +1275,55 @@
   <w:style w:default="1" w:styleId="Normal" w:type="paragraph">
     <w:name w:val="Normal"/>
     <w:qFormat/>
+    <w:pPr>
+      <w:spacing w:line="300" w:lineRule="auto" w:after="160"/>
+    </w:pPr>
+    <w:rPr>
+      <w:rFonts w:ascii="Cambria" w:hAnsi="Cambria"/>
+      <w:color w:val="2F3542"/>
+      <w:sz w:val="23"/>
+    </w:rPr>
   </w:style>
   <w:style w:styleId="BodyText" w:type="paragraph">
     <w:name w:val="Body Text"/>
     <w:basedOn w:val="Normal"/>
     <w:link w:val="BodyTextChar"/>
     <w:pPr>
-      <w:spacing w:after="180" w:before="180"/>
+      <w:spacing w:after="160" w:before="180" w:line="300" w:lineRule="auto"/>
     </w:pPr>
     <w:qFormat/>
+    <w:rPr>
+      <w:rFonts w:ascii="Cambria" w:hAnsi="Cambria"/>
+      <w:color w:val="2F3542"/>
+      <w:sz w:val="23"/>
+    </w:rPr>
   </w:style>
   <w:style w:customStyle="1" w:styleId="FirstParagraph" w:type="paragraph">
     <w:name w:val="First Paragraph"/>
     <w:basedOn w:val="BodyText"/>
     <w:next w:val="BodyText"/>
     <w:qFormat/>
+    <w:pPr>
+      <w:spacing w:line="300" w:lineRule="auto" w:after="160"/>
+    </w:pPr>
+    <w:rPr>
+      <w:rFonts w:ascii="Cambria" w:hAnsi="Cambria"/>
+      <w:color w:val="2F3542"/>
+      <w:sz w:val="23"/>
+    </w:rPr>
   </w:style>
   <w:style w:customStyle="1" w:styleId="Compact" w:type="paragraph">
     <w:name w:val="Compact"/>
     <w:basedOn w:val="BodyText"/>
     <w:qFormat/>
     <w:pPr>
-      <w:spacing w:after="36" w:before="36"/>
-    </w:pPr>
+      <w:spacing w:after="160" w:before="36" w:line="300" w:lineRule="auto"/>
+    </w:pPr>
+    <w:rPr>
+      <w:rFonts w:ascii="Cambria" w:hAnsi="Cambria"/>
+      <w:color w:val="2F3542"/>
+      <w:sz w:val="23"/>
+    </w:rPr>
   </w:style>
   <w:style w:styleId="Title" w:type="paragraph">
     <w:name w:val="Title"/>
@@ -1350,15 +1413,16 @@
     <w:pPr>
       <w:keepNext/>
       <w:keepLines/>
-      <w:spacing w:after="0" w:before="480"/>
+      <w:pageBreakBefore/>
+      <w:spacing w:after="360" w:before="0"/>
       <w:outlineLvl w:val="0"/>
     </w:pPr>
     <w:rPr>
-      <w:rFonts w:asciiTheme="majorHAnsi" w:cstheme="majorBidi" w:eastAsiaTheme="majorEastAsia" w:hAnsiTheme="majorHAnsi"/>
+      <w:rFonts w:asciiTheme="majorHAnsi" w:cstheme="majorBidi" w:eastAsiaTheme="majorEastAsia" w:hAnsiTheme="majorHAnsi" w:ascii="Calibri" w:hAnsi="Calibri"/>
       <w:b/>
       <w:bCs/>
-      <w:color w:themeColor="accent1" w:val="4F81BD"/>
-      <w:sz w:val="32"/>
+      <w:color w:val="2C3E50"/>
+      <w:sz w:val="52"/>
       <w:szCs w:val="32"/>
     </w:rPr>
   </w:style>
@@ -1372,15 +1436,15 @@
     <w:pPr>
       <w:keepNext/>
       <w:keepLines/>
-      <w:spacing w:after="0" w:before="200"/>
+      <w:spacing w:after="160" w:before="440"/>
       <w:outlineLvl w:val="1"/>
     </w:pPr>
     <w:rPr>
-      <w:rFonts w:asciiTheme="majorHAnsi" w:cstheme="majorBidi" w:eastAsiaTheme="majorEastAsia" w:hAnsiTheme="majorHAnsi"/>
+      <w:rFonts w:asciiTheme="majorHAnsi" w:cstheme="majorBidi" w:eastAsiaTheme="majorEastAsia" w:hAnsiTheme="majorHAnsi" w:ascii="Calibri" w:hAnsi="Calibri"/>
       <w:b/>
       <w:bCs/>
-      <w:color w:themeColor="accent1" w:val="4F81BD"/>
-      <w:sz w:val="28"/>
+      <w:color w:val="C0502D"/>
+      <w:sz w:val="30"/>
       <w:szCs w:val="28"/>
     </w:rPr>
   </w:style>
@@ -1540,6 +1604,12 @@
       <w:spacing w:after="100" w:before="100"/>
       <w:ind w:firstLine="0" w:left="480" w:right="480"/>
     </w:pPr>
+    <w:rPr>
+      <w:rFonts w:ascii="Calibri" w:hAnsi="Calibri"/>
+      <w:i/>
+      <w:color w:val="216E9C"/>
+      <w:sz w:val="22"/>
+    </w:rPr>
   </w:style>
   <w:style w:styleId="FootnoteText" w:type="paragraph">
     <w:name w:val="Footnote Text"/>
@@ -1691,6 +1761,11 @@
     <w:pPr>
       <w:wordWrap w:val="off"/>
     </w:pPr>
+    <w:rPr>
+      <w:rFonts w:ascii="Consolas" w:hAnsi="Consolas"/>
+      <w:color w:val="2F3542"/>
+      <w:sz w:val="19"/>
+    </w:rPr>
   </w:style>
   <w:style w:type="character" w:customStyle="1" w:styleId="KeywordTok">
     <w:name w:val="KeywordTok"/>

--- a/redaction/chapitre16/paragraphes.docx
+++ b/redaction/chapitre16/paragraphes.docx
@@ -420,7 +420,7 @@
       </w:r>
     </w:p>
     <w:bookmarkEnd w:id="21"/>
-    <w:bookmarkStart w:id="22" w:name="exemple-de-synthèse"/>
+    <w:bookmarkStart w:id="23" w:name="exemple-de-synthèse"/>
     <w:p>
       <w:pPr>
         <w:pStyle w:val="Heading2"/>
@@ -862,14 +862,13 @@
         <w:t xml:space="preserve">)</w:t>
       </w:r>
     </w:p>
-    <w:bookmarkEnd w:id="22"/>
-    <w:bookmarkStart w:id="23" w:name="exercices"/>
+    <w:bookmarkStart w:id="22" w:name="exercices-de-fin-de-chapitre"/>
     <w:p>
       <w:pPr>
-        <w:pStyle w:val="Heading2"/>
-      </w:pPr>
-      <w:r>
-        <w:t xml:space="preserve">Exercices</w:t>
+        <w:pStyle w:val="Heading3"/>
+      </w:pPr>
+      <w:r>
+        <w:t xml:space="preserve">Exercices de fin de chapitre</w:t>
       </w:r>
     </w:p>
     <w:p>
@@ -946,6 +945,7 @@
         <w:t xml:space="preserve">en mode lecture avec l’encodage approprié, lisez son contenu global et affichez-le dans la console.</w:t>
       </w:r>
     </w:p>
+    <w:bookmarkEnd w:id="22"/>
     <w:bookmarkEnd w:id="23"/>
     <w:bookmarkEnd w:id="24"/>
     <w:sectPr/>
